--- a/Temp 4/Manage Features user Flow.docx
+++ b/Temp 4/Manage Features user Flow.docx
@@ -24,6 +24,9 @@
         <w:br/>
       </w:r>
       <w:r>
+        <w:rPr>
+          <w:noProof/>
+        </w:rPr>
         <w:drawing>
           <wp:inline distT="0" distB="0" distL="0" distR="0" wp14:anchorId="37143D5C" wp14:editId="1E82B9C2">
             <wp:extent cx="4743450" cy="2400300"/>
@@ -81,23 +84,7 @@
       </w:r>
       <w:r>
         <w:br/>
-        <w:t xml:space="preserve">This separation allows Compass to present one consistent product and access model while supporting different implementation models across Compass, Compass Legacy, R2, Secure Zone, </w:t>
-      </w:r>
-      <w:proofErr w:type="spellStart"/>
-      <w:r>
-        <w:t>NetRep</w:t>
-      </w:r>
-      <w:proofErr w:type="spellEnd"/>
-      <w:r>
-        <w:t xml:space="preserve">, and other integrated applications. The registry material describes that distinction as a mapping between Compass functions and the roles, permissions, groups, profiles, or other assignments used to provide </w:t>
-      </w:r>
-      <w:proofErr w:type="gramStart"/>
-      <w:r>
-        <w:t>the equivalent</w:t>
-      </w:r>
-      <w:proofErr w:type="gramEnd"/>
-      <w:r>
-        <w:t xml:space="preserve"> access in each system.</w:t>
+        <w:t>This separation allows Compass to present one consistent product and access model while supporting different implementation models across Compass, Compass Legacy, R2, Secure Zone, NetRep, and other integrated applications. The registry material describes that distinction as a mapping between Compass functions and the roles, permissions, groups, profiles, or other assignments used to provide the equivalent access in each system.</w:t>
       </w:r>
     </w:p>
     <w:p/>
@@ -107,8 +94,6 @@
       </w:r>
       <w:r>
         <w:br/>
-      </w:r>
-      <w:r>
         <w:t>The purpose of Feature Management is to establish an authoritative, reusable directory of the services and functionality available through Compass.</w:t>
       </w:r>
       <w:r>
@@ -126,21 +111,8 @@
     </w:p>
     <w:p>
       <w:r>
-        <w:t xml:space="preserve">What </w:t>
-      </w:r>
-      <w:proofErr w:type="gramStart"/>
-      <w:r>
-        <w:t>Compass</w:t>
-      </w:r>
-      <w:proofErr w:type="gramEnd"/>
-      <w:r>
-        <w:t xml:space="preserve"> </w:t>
-      </w:r>
-      <w:proofErr w:type="gramStart"/>
-      <w:r>
-        <w:t>offers.</w:t>
-      </w:r>
-      <w:proofErr w:type="gramEnd"/>
+        <w:t>What Compass offers.</w:t>
+      </w:r>
     </w:p>
     <w:p>
       <w:r>
@@ -379,10 +351,10 @@
       </w:r>
       <w:r>
         <w:drawing>
-          <wp:inline distT="0" distB="0" distL="0" distR="0" wp14:anchorId="5C57E63C" wp14:editId="00C657EA">
+          <wp:inline distT="0" distB="0" distL="0" distR="0" wp14:anchorId="61E8E0CC" wp14:editId="528FBB74">
             <wp:extent cx="20117435" cy="12400915"/>
             <wp:effectExtent l="0" t="0" r="0" b="635"/>
-            <wp:docPr id="1595302144" name="Picture 1"/>
+            <wp:docPr id="660558876" name="Picture 1"/>
             <wp:cNvGraphicFramePr>
               <a:graphicFrameLocks xmlns:a="http://schemas.openxmlformats.org/drawingml/2006/main" noChangeAspect="1"/>
             </wp:cNvGraphicFramePr>
@@ -390,7 +362,7 @@
               <a:graphicData uri="http://schemas.openxmlformats.org/drawingml/2006/picture">
                 <pic:pic xmlns:pic="http://schemas.openxmlformats.org/drawingml/2006/picture">
                   <pic:nvPicPr>
-                    <pic:cNvPr id="1595302144" name=""/>
+                    <pic:cNvPr id="660558876" name=""/>
                     <pic:cNvPicPr/>
                   </pic:nvPicPr>
                   <pic:blipFill>
@@ -557,15 +529,7 @@
     <w:p/>
     <w:p>
       <w:r>
-        <w:t xml:space="preserve">System: </w:t>
-      </w:r>
-      <w:proofErr w:type="gramStart"/>
-      <w:r>
-        <w:t>the</w:t>
-      </w:r>
-      <w:proofErr w:type="gramEnd"/>
-      <w:r>
-        <w:t xml:space="preserve"> Primary system</w:t>
+        <w:t>System: the Primary system</w:t>
       </w:r>
     </w:p>
     <w:p/>
@@ -724,31 +688,286 @@
         <w:br/>
       </w:r>
       <w:r>
-        <w:br/>
-      </w:r>
-      <w:r>
-        <w:br/>
-      </w:r>
-      <w:r>
-        <w:br/>
-      </w:r>
-      <w:r>
-        <w:br/>
-      </w:r>
-      <w:r>
-        <w:br/>
-      </w:r>
-      <w:r>
-        <w:br/>
-      </w:r>
-      <w:r>
-        <w:br/>
-      </w:r>
-      <w:r>
-        <w:br/>
+        <w:t>New Feature Created in System Access Configuration</w:t>
+      </w:r>
+      <w:r>
+        <w:t>:</w:t>
+      </w:r>
+      <w:r>
+        <w:br/>
+      </w:r>
+      <w:r>
+        <w:br/>
+      </w:r>
+      <w:r>
+        <w:br/>
+      </w:r>
+      <w:r>
+        <w:drawing>
+          <wp:inline distT="0" distB="0" distL="0" distR="0" wp14:anchorId="2E8D0C5F" wp14:editId="74205D98">
+            <wp:extent cx="17611725" cy="20117435"/>
+            <wp:effectExtent l="0" t="0" r="9525" b="0"/>
+            <wp:docPr id="1744607176" name="Picture 1"/>
+            <wp:cNvGraphicFramePr>
+              <a:graphicFrameLocks xmlns:a="http://schemas.openxmlformats.org/drawingml/2006/main" noChangeAspect="1"/>
+            </wp:cNvGraphicFramePr>
+            <a:graphic xmlns:a="http://schemas.openxmlformats.org/drawingml/2006/main">
+              <a:graphicData uri="http://schemas.openxmlformats.org/drawingml/2006/picture">
+                <pic:pic xmlns:pic="http://schemas.openxmlformats.org/drawingml/2006/picture">
+                  <pic:nvPicPr>
+                    <pic:cNvPr id="1744607176" name=""/>
+                    <pic:cNvPicPr/>
+                  </pic:nvPicPr>
+                  <pic:blipFill>
+                    <a:blip r:embed="rId6"/>
+                    <a:stretch>
+                      <a:fillRect/>
+                    </a:stretch>
+                  </pic:blipFill>
+                  <pic:spPr>
+                    <a:xfrm>
+                      <a:off x="0" y="0"/>
+                      <a:ext cx="17611725" cy="20117435"/>
+                    </a:xfrm>
+                    <a:prstGeom prst="rect">
+                      <a:avLst/>
+                    </a:prstGeom>
+                  </pic:spPr>
+                </pic:pic>
+              </a:graphicData>
+            </a:graphic>
+          </wp:inline>
+        </w:drawing>
+      </w:r>
+      <w:r>
+        <w:br/>
+      </w:r>
+      <w:r>
+        <w:br/>
+        <w:t>View and Update Feature:</w:t>
+      </w:r>
+      <w:r>
+        <w:br/>
+      </w:r>
+      <w:r>
+        <w:br/>
+      </w:r>
+      <w:r>
+        <w:br/>
+      </w:r>
+      <w:r>
+        <w:br/>
+      </w:r>
+      <w:r>
+        <w:drawing>
+          <wp:inline distT="0" distB="0" distL="0" distR="0" wp14:anchorId="67B6B0AB" wp14:editId="66A4859B">
+            <wp:extent cx="17611725" cy="20117435"/>
+            <wp:effectExtent l="0" t="0" r="9525" b="0"/>
+            <wp:docPr id="699690768" name="Picture 1"/>
+            <wp:cNvGraphicFramePr>
+              <a:graphicFrameLocks xmlns:a="http://schemas.openxmlformats.org/drawingml/2006/main" noChangeAspect="1"/>
+            </wp:cNvGraphicFramePr>
+            <a:graphic xmlns:a="http://schemas.openxmlformats.org/drawingml/2006/main">
+              <a:graphicData uri="http://schemas.openxmlformats.org/drawingml/2006/picture">
+                <pic:pic xmlns:pic="http://schemas.openxmlformats.org/drawingml/2006/picture">
+                  <pic:nvPicPr>
+                    <pic:cNvPr id="699690768" name=""/>
+                    <pic:cNvPicPr/>
+                  </pic:nvPicPr>
+                  <pic:blipFill>
+                    <a:blip r:embed="rId6"/>
+                    <a:stretch>
+                      <a:fillRect/>
+                    </a:stretch>
+                  </pic:blipFill>
+                  <pic:spPr>
+                    <a:xfrm>
+                      <a:off x="0" y="0"/>
+                      <a:ext cx="17611725" cy="20117435"/>
+                    </a:xfrm>
+                    <a:prstGeom prst="rect">
+                      <a:avLst/>
+                    </a:prstGeom>
+                  </pic:spPr>
+                </pic:pic>
+              </a:graphicData>
+            </a:graphic>
+          </wp:inline>
+        </w:drawing>
+      </w:r>
+      <w:r>
+        <w:br/>
+      </w:r>
+      <w:r>
+        <w:br/>
+      </w:r>
+      <w:r>
+        <w:br/>
+      </w:r>
+      <w:r>
+        <w:br/>
+        <w:t>External Applciations:</w:t>
+      </w:r>
+      <w:r>
+        <w:br/>
+      </w:r>
+      <w:r>
+        <w:br/>
+      </w:r>
+      <w:r>
+        <w:drawing>
+          <wp:inline distT="0" distB="0" distL="0" distR="0" wp14:anchorId="53E48F47" wp14:editId="02598A30">
+            <wp:extent cx="15979140" cy="20117435"/>
+            <wp:effectExtent l="0" t="0" r="3810" b="0"/>
+            <wp:docPr id="1890100897" name="Picture 1"/>
+            <wp:cNvGraphicFramePr>
+              <a:graphicFrameLocks xmlns:a="http://schemas.openxmlformats.org/drawingml/2006/main" noChangeAspect="1"/>
+            </wp:cNvGraphicFramePr>
+            <a:graphic xmlns:a="http://schemas.openxmlformats.org/drawingml/2006/main">
+              <a:graphicData uri="http://schemas.openxmlformats.org/drawingml/2006/picture">
+                <pic:pic xmlns:pic="http://schemas.openxmlformats.org/drawingml/2006/picture">
+                  <pic:nvPicPr>
+                    <pic:cNvPr id="1890100897" name=""/>
+                    <pic:cNvPicPr/>
+                  </pic:nvPicPr>
+                  <pic:blipFill>
+                    <a:blip r:embed="rId7"/>
+                    <a:stretch>
+                      <a:fillRect/>
+                    </a:stretch>
+                  </pic:blipFill>
+                  <pic:spPr>
+                    <a:xfrm>
+                      <a:off x="0" y="0"/>
+                      <a:ext cx="15979140" cy="20117435"/>
+                    </a:xfrm>
+                    <a:prstGeom prst="rect">
+                      <a:avLst/>
+                    </a:prstGeom>
+                  </pic:spPr>
+                </pic:pic>
+              </a:graphicData>
+            </a:graphic>
+          </wp:inline>
+        </w:drawing>
+      </w:r>
+      <w:r>
+        <w:br/>
+      </w:r>
+      <w:r>
+        <w:br/>
+      </w:r>
+      <w:r>
+        <w:br/>
+      </w:r>
+      <w:r>
+        <w:br/>
+      </w:r>
+      <w:r>
+        <w:br/>
+      </w:r>
+      <w:r>
+        <w:br/>
+      </w:r>
+    </w:p>
+    <w:p>
+      <w:r>
+        <w:t>Assigned Feature:</w:t>
+      </w:r>
+      <w:r>
+        <w:br/>
+      </w:r>
+      <w:r>
+        <w:drawing>
+          <wp:inline distT="0" distB="0" distL="0" distR="0" wp14:anchorId="119C804F" wp14:editId="021F7CA2">
+            <wp:extent cx="20117435" cy="16824960"/>
+            <wp:effectExtent l="0" t="0" r="0" b="0"/>
+            <wp:docPr id="351152795" name="Picture 1"/>
+            <wp:cNvGraphicFramePr>
+              <a:graphicFrameLocks xmlns:a="http://schemas.openxmlformats.org/drawingml/2006/main" noChangeAspect="1"/>
+            </wp:cNvGraphicFramePr>
+            <a:graphic xmlns:a="http://schemas.openxmlformats.org/drawingml/2006/main">
+              <a:graphicData uri="http://schemas.openxmlformats.org/drawingml/2006/picture">
+                <pic:pic xmlns:pic="http://schemas.openxmlformats.org/drawingml/2006/picture">
+                  <pic:nvPicPr>
+                    <pic:cNvPr id="351152795" name=""/>
+                    <pic:cNvPicPr/>
+                  </pic:nvPicPr>
+                  <pic:blipFill>
+                    <a:blip r:embed="rId8"/>
+                    <a:stretch>
+                      <a:fillRect/>
+                    </a:stretch>
+                  </pic:blipFill>
+                  <pic:spPr>
+                    <a:xfrm>
+                      <a:off x="0" y="0"/>
+                      <a:ext cx="20117435" cy="16824960"/>
+                    </a:xfrm>
+                    <a:prstGeom prst="rect">
+                      <a:avLst/>
+                    </a:prstGeom>
+                  </pic:spPr>
+                </pic:pic>
+              </a:graphicData>
+            </a:graphic>
+          </wp:inline>
+        </w:drawing>
       </w:r>
     </w:p>
     <w:p/>
+    <w:p/>
+    <w:p>
+      <w:r>
+        <w:t>General Feature</w:t>
+      </w:r>
+      <w:r>
+        <w:t>:</w:t>
+      </w:r>
+      <w:r>
+        <w:br/>
+      </w:r>
+      <w:r>
+        <w:br/>
+      </w:r>
+      <w:r>
+        <w:drawing>
+          <wp:inline distT="0" distB="0" distL="0" distR="0" wp14:anchorId="49900DC0" wp14:editId="2EE326B5">
+            <wp:extent cx="20117435" cy="16824960"/>
+            <wp:effectExtent l="0" t="0" r="0" b="0"/>
+            <wp:docPr id="597986712" name="Picture 1"/>
+            <wp:cNvGraphicFramePr>
+              <a:graphicFrameLocks xmlns:a="http://schemas.openxmlformats.org/drawingml/2006/main" noChangeAspect="1"/>
+            </wp:cNvGraphicFramePr>
+            <a:graphic xmlns:a="http://schemas.openxmlformats.org/drawingml/2006/main">
+              <a:graphicData uri="http://schemas.openxmlformats.org/drawingml/2006/picture">
+                <pic:pic xmlns:pic="http://schemas.openxmlformats.org/drawingml/2006/picture">
+                  <pic:nvPicPr>
+                    <pic:cNvPr id="597986712" name=""/>
+                    <pic:cNvPicPr/>
+                  </pic:nvPicPr>
+                  <pic:blipFill>
+                    <a:blip r:embed="rId9"/>
+                    <a:stretch>
+                      <a:fillRect/>
+                    </a:stretch>
+                  </pic:blipFill>
+                  <pic:spPr>
+                    <a:xfrm>
+                      <a:off x="0" y="0"/>
+                      <a:ext cx="20117435" cy="16824960"/>
+                    </a:xfrm>
+                    <a:prstGeom prst="rect">
+                      <a:avLst/>
+                    </a:prstGeom>
+                  </pic:spPr>
+                </pic:pic>
+              </a:graphicData>
+            </a:graphic>
+          </wp:inline>
+        </w:drawing>
+      </w:r>
+    </w:p>
     <w:p/>
     <w:p/>
     <w:p/>
